--- a/docs/忆联_场景素材生成描述_V1.1.docx
+++ b/docs/忆联_场景素材生成描述_V1.1.docx
@@ -200,7 +200,16 @@
           <w:p>
             <w:r/>
             <w:r>
-              <w:t>局部细节能量 11.5（首页图 16.3，低约 30%）</w:t>
+              <w:t>局部细节能量 11.5（首页图 16.3）；</w:t>
+            </w:r>
+            <w:r>
+              <w:rPr>
+                <w:b/>
+              </w:rPr>
+              <w:t>但统一缩到 1600 宽后是 14.5，只低约 11%</w:t>
+            </w:r>
+            <w:r>
+              <w:t>，见下方更正</w:t>
             </w:r>
           </w:p>
         </w:tc>
@@ -357,12 +366,213 @@
           <w:p>
             <w:r/>
             <w:r>
-              <w:t>硬性要求 1 增加"平台水印"，工具实操一节要求出图前关掉水印</w:t>
+              <w:t>硬性要求 1 增加"平台水印"。</w:t>
+            </w:r>
+            <w:r>
+              <w:rPr>
+                <w:b/>
+              </w:rPr>
+              <w:t>2026-09-12 补充：用户说明该水印来自免费网页版，付费 / API 出图不带，本条不作为工具能力的判据</w:t>
             </w:r>
           </w:p>
         </w:tc>
       </w:tr>
     </w:tbl>
+    <w:p>
+      <w:pPr>
+        <w:pStyle w:val="Heading3"/>
+        <w:jc w:val="left"/>
+      </w:pPr>
+      <w:r>
+        <w:t>一处更正：别拿不同分辨率的图比"细节"</w:t>
+      </w:r>
+    </w:p>
+    <w:p>
+      <w:r>
+        <w:t>上表最初写的"局部细节低约 30%"是</w:t>
+      </w:r>
+      <w:r>
+        <w:rPr>
+          <w:b/>
+        </w:rPr>
+        <w:t>测量错误</w:t>
+      </w:r>
+      <w:r>
+        <w:t>——局部细节能量与分辨率相关，2848×1600 的图和 1600×900 的图不能直接比。把两张都归一到 1600 宽后重测：</w:t>
+      </w:r>
+    </w:p>
+    <w:tbl>
+      <w:tblPr>
+        <w:tblStyle w:val="TableGrid"/>
+        <w:tblW w:type="auto" w:w="0"/>
+        <w:tblLook w:firstColumn="1" w:firstRow="1" w:lastColumn="0" w:lastRow="0" w:noHBand="0" w:noVBand="1" w:val="04A0"/>
+      </w:tblPr>
+      <w:tblGrid>
+        <w:gridCol w:w="2880"/>
+        <w:gridCol w:w="2880"/>
+        <w:gridCol w:w="2880"/>
+      </w:tblGrid>
+      <w:tr>
+        <w:tc>
+          <w:tcPr>
+            <w:tcW w:type="dxa" w:w="2880"/>
+          </w:tcPr>
+          <w:p>
+            <w:r>
+              <w:rPr>
+                <w:b/>
+              </w:rPr>
+            </w:r>
+          </w:p>
+        </w:tc>
+        <w:tc>
+          <w:tcPr>
+            <w:tcW w:type="dxa" w:w="2880"/>
+          </w:tcPr>
+          <w:p>
+            <w:r>
+              <w:rPr>
+                <w:b/>
+              </w:rPr>
+            </w:r>
+            <w:r>
+              <w:rPr>
+                <w:b/>
+              </w:rPr>
+              <w:t>原生</w:t>
+            </w:r>
+          </w:p>
+        </w:tc>
+        <w:tc>
+          <w:tcPr>
+            <w:tcW w:type="dxa" w:w="2880"/>
+          </w:tcPr>
+          <w:p>
+            <w:r>
+              <w:rPr>
+                <w:b/>
+              </w:rPr>
+            </w:r>
+            <w:r>
+              <w:rPr>
+                <w:b/>
+              </w:rPr>
+              <w:t>缩到 1600 宽</w:t>
+            </w:r>
+          </w:p>
+        </w:tc>
+      </w:tr>
+      <w:tr>
+        <w:tc>
+          <w:tcPr>
+            <w:tcW w:type="dxa" w:w="2880"/>
+          </w:tcPr>
+          <w:p>
+            <w:r/>
+            <w:r>
+              <w:t>A 首页图</w:t>
+            </w:r>
+          </w:p>
+        </w:tc>
+        <w:tc>
+          <w:tcPr>
+            <w:tcW w:type="dxa" w:w="2880"/>
+          </w:tcPr>
+          <w:p>
+            <w:r/>
+            <w:r>
+              <w:t>16.3</w:t>
+            </w:r>
+          </w:p>
+        </w:tc>
+        <w:tc>
+          <w:tcPr>
+            <w:tcW w:type="dxa" w:w="2880"/>
+          </w:tcPr>
+          <w:p>
+            <w:r/>
+            <w:r>
+              <w:t>16.3（本来就是 1600×900）</w:t>
+            </w:r>
+          </w:p>
+        </w:tc>
+      </w:tr>
+      <w:tr>
+        <w:tc>
+          <w:tcPr>
+            <w:tcW w:type="dxa" w:w="2880"/>
+          </w:tcPr>
+          <w:p>
+            <w:r/>
+            <w:r>
+              <w:t>B 首轮生成图</w:t>
+            </w:r>
+          </w:p>
+        </w:tc>
+        <w:tc>
+          <w:tcPr>
+            <w:tcW w:type="dxa" w:w="2880"/>
+          </w:tcPr>
+          <w:p>
+            <w:r/>
+            <w:r>
+              <w:t>11.5</w:t>
+            </w:r>
+          </w:p>
+        </w:tc>
+        <w:tc>
+          <w:tcPr>
+            <w:tcW w:type="dxa" w:w="2880"/>
+          </w:tcPr>
+          <w:p>
+            <w:r/>
+            <w:r>
+              <w:rPr>
+                <w:b/>
+              </w:rPr>
+              <w:t>14.5</w:t>
+            </w:r>
+          </w:p>
+        </w:tc>
+      </w:tr>
+    </w:tbl>
+    <w:p>
+      <w:r>
+        <w:t>差距从 30% 缩到约 11%，</w:t>
+      </w:r>
+      <w:r>
+        <w:rPr>
+          <w:b/>
+        </w:rPr>
+        <w:t>"糊"不是首轮那张的主要问题，我之前的说法说重了</w:t>
+      </w:r>
+      <w:r>
+        <w:t>。scene_grade.py 已改为对这项统一尺寸后再算。</w:t>
+      </w:r>
+    </w:p>
+    <w:p>
+      <w:r>
+        <w:t>顺带一个有意思的现象：把 B 逐级下采样，它的细节能量反而</w:t>
+      </w:r>
+      <w:r>
+        <w:rPr>
+          <w:b/>
+        </w:rPr>
+        <w:t>上升</w:t>
+      </w:r>
+      <w:r>
+        <w:t>（11.5 → 14.1 → 14.9），而 A 是</w:t>
+      </w:r>
+      <w:r>
+        <w:rPr>
+          <w:b/>
+        </w:rPr>
+        <w:t>下降</w:t>
+      </w:r>
+      <w:r>
+        <w:t>（16.3 → 15.9 → 15.6）。【推断，依据为该反向趋势】B 在原生分辨率下的高频成分里，细噪点占比偏高、真实纹理偏少——这是"较小的模型出图后被放大"的典型表现，与"免费网页版通常给的是更小 / 更快的模型"相符。【待验证】用付费版或 API 跑同一条 V1.1 提示词再出一张，用同一脚本对比即可判定。</w:t>
+      </w:r>
+    </w:p>
     <w:p>
       <w:r>
         <w:t>---</w:t>
@@ -1520,10 +1730,7 @@
           <w:p>
             <w:r/>
             <w:r>
-              <w:rPr>
-                <w:b/>
-              </w:rPr>
-              <w:t>11.5</w:t>
+              <w:t>14.5（已归一尺寸）</w:t>
             </w:r>
           </w:p>
         </w:tc>
@@ -1545,7 +1752,7 @@
           <w:p>
             <w:r/>
             <w:r>
-              <w:t>注意（低约 30%）</w:t>
+              <w:t>通过（低约 11%，不是主要问题）</w:t>
             </w:r>
           </w:p>
         </w:tc>
@@ -1853,10 +2060,24 @@
         <w:rPr>
           <w:b/>
         </w:rPr>
-        <w:t>结论：B 不是"不好看"这种主观判断，它在四个方向上有可复现的量化差距——质感差 30%、暗部压死、天空发白、全画面被单一暖光铺满。</w:t>
+        <w:t>结论：B 的差距不在"糊"，而是集中在影调。</w:t>
       </w:r>
       <w:r>
-        <w:t xml:space="preserve"> 而首轮这张本来就是照 V1.0 的提示词出的，V1.0 里恰好缺了对应约束（还写错了"平静如镜"），所以这一轮的差距</w:t>
+        <w:t xml:space="preserve"> 暗部被压死（1.83% 像素低于 5/255，首页图 0.03%）、天空发白失去颜色（0.077 vs 0.137）、整幅被同一盏暖光铺满（R-B 三条带全为正）——这三件事其实是同一件事：</w:t>
+      </w:r>
+      <w:r>
+        <w:rPr>
+          <w:b/>
+        </w:rPr>
+        <w:t>画面缺层次</w:t>
+      </w:r>
+      <w:r>
+        <w:t>。另有一条水面被做成完美镜面（0.71 vs 0.27），而那是 V1.0 提示词自己写错造成的。</w:t>
+      </w:r>
+    </w:p>
+    <w:p>
+      <w:r>
+        <w:t>首轮这张本来就是照 V1.0 的提示词出的，V1.0 里恰好缺了对应约束，所以这一轮的差距</w:t>
       </w:r>
       <w:r>
         <w:rPr>
@@ -1865,7 +2086,7 @@
         <w:t>主要来自提示词，而不是工具</w:t>
       </w:r>
       <w:r>
-        <w:t>——换回同一批提示词再出一轮，才能判断工具本身够不够用。</w:t>
+        <w:t>——换回修订后的提示词再出一轮，才能判断工具本身够不够用。</w:t>
       </w:r>
     </w:p>
     <w:p>
